--- a/pr-preview/pr-398/algebra-trigonometry.docx
+++ b/pr-preview/pr-398/algebra-trigonometry.docx
@@ -15,10 +15,10 @@
         <w:pStyle w:val="Date"/>
       </w:pPr>
       <w:r>
-        <w:t xml:space="preserve">Last modified: 2026-10-19 01:34:03 (PDT)</w:t>
+        <w:t xml:space="preserve">Last modified: 2026-10-19 04:22:38 (PDT)</w:t>
       </w:r>
     </w:p>
-    <w:bookmarkStart w:id="45" w:name="sec-cosine-sine"/>
+    <w:bookmarkStart w:id="44" w:name="sec-cosine-sine"/>
     <w:p>
       <w:pPr>
         <w:pStyle w:val="Heading2"/>
@@ -916,7 +916,7 @@
       </w:r>
     </w:p>
     <w:bookmarkEnd w:id="12"/>
-    <w:bookmarkStart w:id="14" w:name="def-radian"/>
+    <w:bookmarkStart w:id="13" w:name="def-angle-unit-circle"/>
     <w:p>
       <w:pPr>
         <w:pStyle w:val="BodyText"/>
@@ -926,13 +926,13 @@
           <w:b/>
           <w:bCs/>
         </w:rPr>
-        <w:t xml:space="preserve">Definition 3 (Radian)</w:t>
-      </w:r>
-      <w:r>
-        <w:t xml:space="preserve"> </w:t>
-      </w:r>
-      <w:r>
-        <w:t xml:space="preserve">A</w:t>
+        <w:t xml:space="preserve">Definition 3 (Angle on the unit circle)</w:t>
+      </w:r>
+      <w:r>
+        <w:t xml:space="preserve"> </w:t>
+      </w:r>
+      <w:r>
+        <w:t xml:space="preserve">The</w:t>
       </w:r>
       <w:r>
         <w:t xml:space="preserve"> </w:t>
@@ -942,13 +942,13 @@
           <w:b/>
           <w:bCs/>
         </w:rPr>
-        <w:t xml:space="preserve">radian</w:t>
-      </w:r>
-      <w:r>
-        <w:t xml:space="preserve"> </w:t>
-      </w:r>
-      <w:r>
-        <w:t xml:space="preserve">is a unit for measuring distance along the</w:t>
+        <w:t xml:space="preserve">angle</w:t>
+      </w:r>
+      <w:r>
+        <w:t xml:space="preserve"> </w:t>
+      </w:r>
+      <w:r>
+        <w:t xml:space="preserve">between two points of the</w:t>
       </w:r>
       <w:r>
         <w:t xml:space="preserve"> </w:t>
@@ -962,492 +962,10 @@
         </w:r>
       </w:hyperlink>
       <w:r>
-        <w:t xml:space="preserve">,</w:t>
-      </w:r>
-      <w:r>
-        <w:t xml:space="preserve"> </w:t>
-      </w:r>
-      <w:r>
-        <w:t xml:space="preserve">chosen so that going once round the circle is a distance of</w:t>
-      </w:r>
-      <w:r>
-        <w:t xml:space="preserve"> </w:t>
-      </w:r>
-      <m:oMath>
-        <m:r>
-          <m:t>2</m:t>
-        </m:r>
-        <m:r>
-          <m:t>π</m:t>
-        </m:r>
-      </m:oMath>
-      <w:r>
-        <w:t xml:space="preserve"> </w:t>
-      </w:r>
-      <w:r>
-        <w:t xml:space="preserve">(</w:t>
-      </w:r>
-      <w:hyperlink w:anchor="def-pi">
-        <w:r>
-          <w:rPr>
-            <w:rStyle w:val="Hyperlink"/>
-          </w:rPr>
-          <w:t xml:space="preserve">Definition 2</w:t>
-        </w:r>
-      </w:hyperlink>
-      <w:r>
-        <w:t xml:space="preserve">).</w:t>
-      </w:r>
-      <w:r>
-        <w:t xml:space="preserve"> </w:t>
-      </w:r>
-      <w:r>
-        <w:t xml:space="preserve">A trip covering the</w:t>
-      </w:r>
-      <w:r>
-        <w:t xml:space="preserve"> </w:t>
-      </w:r>
-      <w:hyperlink r:id="rId13">
-        <w:r>
-          <w:rPr>
-            <w:rStyle w:val="Hyperlink"/>
-          </w:rPr>
-          <w:t xml:space="preserve">fraction</w:t>
-        </w:r>
-      </w:hyperlink>
-      <w:r>
-        <w:t xml:space="preserve"> </w:t>
-      </w:r>
-      <w:r>
-        <w:t xml:space="preserve">of the circle</w:t>
-      </w:r>
-      <w:r>
-        <w:t xml:space="preserve"> </w:t>
-      </w:r>
-      <m:oMath>
-        <m:r>
-          <m:t>f</m:t>
-        </m:r>
-      </m:oMath>
-      <w:r>
-        <w:t xml:space="preserve"> </w:t>
-      </w:r>
-      <w:r>
-        <w:t xml:space="preserve">has the distance in radians</w:t>
-      </w:r>
-      <w:r>
-        <w:t xml:space="preserve"> </w:t>
-      </w:r>
-      <m:oMath>
-        <m:r>
-          <m:t>d</m:t>
-        </m:r>
-      </m:oMath>
-      <w:r>
-        <w:t xml:space="preserve">:</w:t>
-      </w:r>
-    </w:p>
-    <w:p>
-      <w:pPr>
-        <w:pStyle w:val="BodyText"/>
-      </w:pPr>
-      <m:oMathPara>
-        <m:oMathParaPr>
-          <m:jc m:val="center"/>
-        </m:oMathParaPr>
-        <m:oMath>
-          <m:r>
-            <m:t>d</m:t>
-          </m:r>
-          <m:r>
-            <m:rPr>
-              <m:sty m:val="p"/>
-            </m:rPr>
-            <m:t>=</m:t>
-          </m:r>
-          <m:r>
-            <m:t>2</m:t>
-          </m:r>
-          <m:r>
-            <m:t>π</m:t>
-          </m:r>
-          <m:r>
-            <m:t>f</m:t>
-          </m:r>
-          <m:r>
-            <m:rPr>
-              <m:sty m:val="p"/>
-            </m:rPr>
-            <m:t>.</m:t>
-          </m:r>
-        </m:oMath>
-      </m:oMathPara>
-    </w:p>
-    <w:p>
-      <w:pPr>
-        <w:pStyle w:val="FirstParagraph"/>
-      </w:pPr>
-      <w:r>
-        <w:t xml:space="preserve">In words, the distance in radians is</w:t>
-      </w:r>
-      <w:r>
-        <w:t xml:space="preserve"> </w:t>
-      </w:r>
-      <m:oMath>
-        <m:r>
-          <m:t>2</m:t>
-        </m:r>
-        <m:r>
-          <m:t>π</m:t>
-        </m:r>
-      </m:oMath>
-      <w:r>
-        <w:t xml:space="preserve"> </w:t>
-      </w:r>
-      <w:r>
-        <w:t xml:space="preserve">times the fraction of the circle covered.</w:t>
-      </w:r>
-    </w:p>
-    <w:bookmarkEnd w:id="14"/>
-    <w:bookmarkStart w:id="15" w:name="exm-radian"/>
-    <w:p>
-      <w:pPr>
-        <w:pStyle w:val="BodyText"/>
-      </w:pPr>
-      <w:r>
-        <w:rPr>
-          <w:b/>
-          <w:bCs/>
-        </w:rPr>
-        <w:t xml:space="preserve">Example 3 (Angles in radians)</w:t>
-      </w:r>
-      <w:r>
-        <w:t xml:space="preserve"> </w:t>
-      </w:r>
-      <w:r>
-        <w:t xml:space="preserve"> </w:t>
-      </w:r>
-    </w:p>
-    <w:p>
-      <w:pPr>
-        <w:pStyle w:val="Compact"/>
-        <w:numPr>
-          <w:ilvl w:val="0"/>
-          <w:numId w:val="1002"/>
-        </w:numPr>
-      </w:pPr>
-      <w:r>
-        <w:t xml:space="preserve">The points</w:t>
-      </w:r>
-      <w:r>
-        <w:t xml:space="preserve"> </w:t>
-      </w:r>
-      <m:oMath>
-        <m:r>
-          <m:rPr>
-            <m:sty m:val="p"/>
-          </m:rPr>
-          <m:t>(</m:t>
-        </m:r>
-        <m:r>
-          <m:t>0</m:t>
-        </m:r>
-        <m:r>
-          <m:rPr>
-            <m:sty m:val="p"/>
-          </m:rPr>
-          <m:t>,</m:t>
-        </m:r>
-        <m:r>
-          <m:t>1</m:t>
-        </m:r>
-        <m:r>
-          <m:rPr>
-            <m:sty m:val="p"/>
-          </m:rPr>
-          <m:t>)</m:t>
-        </m:r>
-      </m:oMath>
-      <w:r>
-        <w:t xml:space="preserve">,</w:t>
-      </w:r>
-      <w:r>
-        <w:t xml:space="preserve"> </w:t>
-      </w:r>
-      <m:oMath>
-        <m:r>
-          <m:rPr>
-            <m:sty m:val="p"/>
-          </m:rPr>
-          <m:t>(</m:t>
-        </m:r>
-        <m:r>
-          <m:rPr>
-            <m:sty m:val="p"/>
-          </m:rPr>
-          <m:t>−</m:t>
-        </m:r>
-        <m:r>
-          <m:t>1</m:t>
-        </m:r>
-        <m:r>
-          <m:rPr>
-            <m:sty m:val="p"/>
-          </m:rPr>
-          <m:t>,</m:t>
-        </m:r>
-        <m:r>
-          <m:t>0</m:t>
-        </m:r>
-        <m:r>
-          <m:rPr>
-            <m:sty m:val="p"/>
-          </m:rPr>
-          <m:t>)</m:t>
-        </m:r>
-      </m:oMath>
-      <w:r>
-        <w:t xml:space="preserve"> </w:t>
-      </w:r>
-      <w:r>
-        <w:t xml:space="preserve">are a quarter of the</w:t>
-      </w:r>
-      <w:r>
-        <w:t xml:space="preserve"> </w:t>
-      </w:r>
-      <w:hyperlink w:anchor="def-unit-circle">
-        <w:r>
-          <w:rPr>
-            <w:rStyle w:val="Hyperlink"/>
-          </w:rPr>
-          <w:t xml:space="preserve">unit circle</w:t>
-        </w:r>
-      </w:hyperlink>
-      <w:r>
-        <w:t xml:space="preserve"> </w:t>
-      </w:r>
-      <w:r>
-        <w:t xml:space="preserve">apart,</w:t>
-      </w:r>
-      <w:r>
-        <w:t xml:space="preserve"> </w:t>
-      </w:r>
-      <w:r>
-        <w:t xml:space="preserve">so their</w:t>
-      </w:r>
-      <w:r>
-        <w:t xml:space="preserve"> </w:t>
-      </w:r>
-      <w:hyperlink w:anchor="def-angle-unit-circle">
-        <w:r>
-          <w:rPr>
-            <w:rStyle w:val="Hyperlink"/>
-          </w:rPr>
-          <w:t xml:space="preserve">angle</w:t>
-        </w:r>
-      </w:hyperlink>
-      <w:r>
-        <w:t xml:space="preserve"> </w:t>
-      </w:r>
-      <w:r>
-        <w:t xml:space="preserve">is</w:t>
-      </w:r>
-      <w:r>
-        <w:t xml:space="preserve"> </w:t>
-      </w:r>
-      <m:oMath>
-        <m:r>
-          <m:t>π</m:t>
-        </m:r>
-        <m:r>
-          <m:rPr>
-            <m:sty m:val="p"/>
-          </m:rPr>
-          <m:t>/</m:t>
-        </m:r>
-        <m:r>
-          <m:t>2</m:t>
-        </m:r>
-      </m:oMath>
-      <w:r>
-        <w:t xml:space="preserve"> </w:t>
-      </w:r>
-      <w:hyperlink w:anchor="def-radian">
-        <w:r>
-          <w:rPr>
-            <w:rStyle w:val="Hyperlink"/>
-          </w:rPr>
-          <w:t xml:space="preserve">radians</w:t>
-        </w:r>
-      </w:hyperlink>
-      <w:r>
-        <w:t xml:space="preserve">.</w:t>
-      </w:r>
-    </w:p>
-    <w:p>
-      <w:pPr>
-        <w:pStyle w:val="Compact"/>
-        <w:numPr>
-          <w:ilvl w:val="0"/>
-          <w:numId w:val="1002"/>
-        </w:numPr>
-      </w:pPr>
-      <w:r>
-        <w:t xml:space="preserve">The points</w:t>
-      </w:r>
-      <w:r>
-        <w:t xml:space="preserve"> </w:t>
-      </w:r>
-      <m:oMath>
-        <m:r>
-          <m:rPr>
-            <m:sty m:val="p"/>
-          </m:rPr>
-          <m:t>(</m:t>
-        </m:r>
-        <m:r>
-          <m:t>0</m:t>
-        </m:r>
-        <m:r>
-          <m:rPr>
-            <m:sty m:val="p"/>
-          </m:rPr>
-          <m:t>,</m:t>
-        </m:r>
-        <m:r>
-          <m:t>1</m:t>
-        </m:r>
-        <m:r>
-          <m:rPr>
-            <m:sty m:val="p"/>
-          </m:rPr>
-          <m:t>)</m:t>
-        </m:r>
-      </m:oMath>
-      <w:r>
-        <w:t xml:space="preserve">,</w:t>
-      </w:r>
-      <w:r>
-        <w:t xml:space="preserve"> </w:t>
-      </w:r>
-      <m:oMath>
-        <m:r>
-          <m:rPr>
-            <m:sty m:val="p"/>
-          </m:rPr>
-          <m:t>(</m:t>
-        </m:r>
-        <m:r>
-          <m:t>0</m:t>
-        </m:r>
-        <m:r>
-          <m:rPr>
-            <m:sty m:val="p"/>
-          </m:rPr>
-          <m:t>,</m:t>
-        </m:r>
-        <m:r>
-          <m:rPr>
-            <m:sty m:val="p"/>
-          </m:rPr>
-          <m:t>−</m:t>
-        </m:r>
-        <m:r>
-          <m:t>1</m:t>
-        </m:r>
-        <m:r>
-          <m:rPr>
-            <m:sty m:val="p"/>
-          </m:rPr>
-          <m:t>)</m:t>
-        </m:r>
-      </m:oMath>
-      <w:r>
-        <w:t xml:space="preserve"> </w:t>
-      </w:r>
-      <w:r>
-        <w:t xml:space="preserve">are half of the circle apart, so their angle is</w:t>
-      </w:r>
-      <w:r>
-        <w:t xml:space="preserve"> </w:t>
-      </w:r>
-      <m:oMath>
-        <m:r>
-          <m:t>π</m:t>
-        </m:r>
-      </m:oMath>
-      <w:r>
-        <w:t xml:space="preserve"> </w:t>
-      </w:r>
-      <w:r>
-        <w:t xml:space="preserve">radians.</w:t>
-      </w:r>
-    </w:p>
-    <w:bookmarkEnd w:id="15"/>
-    <w:bookmarkStart w:id="16" w:name="def-angle-unit-circle"/>
-    <w:p>
-      <w:pPr>
-        <w:pStyle w:val="FirstParagraph"/>
-      </w:pPr>
-      <w:r>
-        <w:rPr>
-          <w:b/>
-          <w:bCs/>
-        </w:rPr>
-        <w:t xml:space="preserve">Definition 4 (Angle on the unit circle)</w:t>
-      </w:r>
-      <w:r>
-        <w:t xml:space="preserve"> </w:t>
-      </w:r>
-      <w:r>
-        <w:t xml:space="preserve">The</w:t>
-      </w:r>
-      <w:r>
-        <w:t xml:space="preserve"> </w:t>
-      </w:r>
-      <w:r>
-        <w:rPr>
-          <w:b/>
-          <w:bCs/>
-        </w:rPr>
-        <w:t xml:space="preserve">angle</w:t>
-      </w:r>
-      <w:r>
-        <w:t xml:space="preserve"> </w:t>
-      </w:r>
-      <w:r>
-        <w:t xml:space="preserve">between two points of the</w:t>
-      </w:r>
-      <w:r>
-        <w:t xml:space="preserve"> </w:t>
-      </w:r>
-      <w:hyperlink w:anchor="def-unit-circle">
-        <w:r>
-          <w:rPr>
-            <w:rStyle w:val="Hyperlink"/>
-          </w:rPr>
-          <w:t xml:space="preserve">unit circle</w:t>
-        </w:r>
-      </w:hyperlink>
-      <w:r>
-        <w:t xml:space="preserve"> </w:t>
-      </w:r>
-      <w:r>
-        <w:t xml:space="preserve">is how far apart they are along the circle, going the short way round, measured in</w:t>
-      </w:r>
-      <w:r>
-        <w:t xml:space="preserve"> </w:t>
-      </w:r>
-      <w:hyperlink w:anchor="def-radian">
-        <w:r>
-          <w:rPr>
-            <w:rStyle w:val="Hyperlink"/>
-          </w:rPr>
-          <w:t xml:space="preserve">radians</w:t>
-        </w:r>
-      </w:hyperlink>
-      <w:r>
-        <w:t xml:space="preserve">.</w:t>
+        <w:t xml:space="preserve"> </w:t>
+      </w:r>
+      <w:r>
+        <w:t xml:space="preserve">is how far apart they are along the circle, going the short way round.</w:t>
       </w:r>
       <w:r>
         <w:t xml:space="preserve"> </w:t>
@@ -1640,8 +1158,8 @@
         <w:t xml:space="preserve">.</w:t>
       </w:r>
     </w:p>
-    <w:bookmarkEnd w:id="16"/>
-    <w:bookmarkStart w:id="17" w:name="exm-angle-unit-circle"/>
+    <w:bookmarkEnd w:id="13"/>
+    <w:bookmarkStart w:id="14" w:name="exm-angle-unit-circle"/>
     <w:p>
       <w:pPr>
         <w:pStyle w:val="BodyText"/>
@@ -1651,7 +1169,429 @@
           <w:b/>
           <w:bCs/>
         </w:rPr>
-        <w:t xml:space="preserve">Example 4 (Three angles on the unit circle)</w:t>
+        <w:t xml:space="preserve">Example 3 (Three angles on the unit circle)</w:t>
+      </w:r>
+      <w:r>
+        <w:t xml:space="preserve"> </w:t>
+      </w:r>
+      <w:r>
+        <w:t xml:space="preserve"> </w:t>
+      </w:r>
+    </w:p>
+    <w:p>
+      <w:pPr>
+        <w:pStyle w:val="Compact"/>
+        <w:numPr>
+          <w:ilvl w:val="0"/>
+          <w:numId w:val="1002"/>
+        </w:numPr>
+      </w:pPr>
+      <w:r>
+        <w:t xml:space="preserve">The points</w:t>
+      </w:r>
+      <w:r>
+        <w:t xml:space="preserve"> </w:t>
+      </w:r>
+      <m:oMath>
+        <m:r>
+          <m:rPr>
+            <m:sty m:val="p"/>
+          </m:rPr>
+          <m:t>(</m:t>
+        </m:r>
+        <m:r>
+          <m:t>1</m:t>
+        </m:r>
+        <m:r>
+          <m:rPr>
+            <m:sty m:val="p"/>
+          </m:rPr>
+          <m:t>,</m:t>
+        </m:r>
+        <m:r>
+          <m:t>0</m:t>
+        </m:r>
+        <m:r>
+          <m:rPr>
+            <m:sty m:val="p"/>
+          </m:rPr>
+          <m:t>)</m:t>
+        </m:r>
+      </m:oMath>
+      <w:r>
+        <w:t xml:space="preserve">,</w:t>
+      </w:r>
+      <w:r>
+        <w:t xml:space="preserve"> </w:t>
+      </w:r>
+      <m:oMath>
+        <m:r>
+          <m:rPr>
+            <m:sty m:val="p"/>
+          </m:rPr>
+          <m:t>(</m:t>
+        </m:r>
+        <m:r>
+          <m:t>0</m:t>
+        </m:r>
+        <m:r>
+          <m:rPr>
+            <m:sty m:val="p"/>
+          </m:rPr>
+          <m:t>,</m:t>
+        </m:r>
+        <m:r>
+          <m:t>1</m:t>
+        </m:r>
+        <m:r>
+          <m:rPr>
+            <m:sty m:val="p"/>
+          </m:rPr>
+          <m:t>)</m:t>
+        </m:r>
+      </m:oMath>
+      <w:r>
+        <w:t xml:space="preserve"> </w:t>
+      </w:r>
+      <w:r>
+        <w:t xml:space="preserve">are a quarter of the circle apart, so their</w:t>
+      </w:r>
+      <w:r>
+        <w:t xml:space="preserve"> </w:t>
+      </w:r>
+      <w:hyperlink w:anchor="def-angle-unit-circle">
+        <w:r>
+          <w:rPr>
+            <w:rStyle w:val="Hyperlink"/>
+          </w:rPr>
+          <w:t xml:space="preserve">angle</w:t>
+        </w:r>
+      </w:hyperlink>
+      <w:r>
+        <w:t xml:space="preserve"> </w:t>
+      </w:r>
+      <w:r>
+        <w:t xml:space="preserve">is</w:t>
+      </w:r>
+      <w:r>
+        <w:t xml:space="preserve"> </w:t>
+      </w:r>
+      <m:oMath>
+        <m:r>
+          <m:t>π</m:t>
+        </m:r>
+        <m:r>
+          <m:rPr>
+            <m:sty m:val="p"/>
+          </m:rPr>
+          <m:t>/</m:t>
+        </m:r>
+        <m:r>
+          <m:t>2</m:t>
+        </m:r>
+      </m:oMath>
+      <w:r>
+        <w:t xml:space="preserve">.</w:t>
+      </w:r>
+    </w:p>
+    <w:p>
+      <w:pPr>
+        <w:pStyle w:val="Compact"/>
+        <w:numPr>
+          <w:ilvl w:val="0"/>
+          <w:numId w:val="1002"/>
+        </w:numPr>
+      </w:pPr>
+      <w:r>
+        <w:t xml:space="preserve">The points</w:t>
+      </w:r>
+      <w:r>
+        <w:t xml:space="preserve"> </w:t>
+      </w:r>
+      <m:oMath>
+        <m:r>
+          <m:rPr>
+            <m:sty m:val="p"/>
+          </m:rPr>
+          <m:t>(</m:t>
+        </m:r>
+        <m:r>
+          <m:t>1</m:t>
+        </m:r>
+        <m:r>
+          <m:rPr>
+            <m:sty m:val="p"/>
+          </m:rPr>
+          <m:t>,</m:t>
+        </m:r>
+        <m:r>
+          <m:t>0</m:t>
+        </m:r>
+        <m:r>
+          <m:rPr>
+            <m:sty m:val="p"/>
+          </m:rPr>
+          <m:t>)</m:t>
+        </m:r>
+      </m:oMath>
+      <w:r>
+        <w:t xml:space="preserve">,</w:t>
+      </w:r>
+      <w:r>
+        <w:t xml:space="preserve"> </w:t>
+      </w:r>
+      <m:oMath>
+        <m:r>
+          <m:rPr>
+            <m:sty m:val="p"/>
+          </m:rPr>
+          <m:t>(</m:t>
+        </m:r>
+        <m:r>
+          <m:rPr>
+            <m:sty m:val="p"/>
+          </m:rPr>
+          <m:t>−</m:t>
+        </m:r>
+        <m:r>
+          <m:t>1</m:t>
+        </m:r>
+        <m:r>
+          <m:rPr>
+            <m:sty m:val="p"/>
+          </m:rPr>
+          <m:t>,</m:t>
+        </m:r>
+        <m:r>
+          <m:t>0</m:t>
+        </m:r>
+        <m:r>
+          <m:rPr>
+            <m:sty m:val="p"/>
+          </m:rPr>
+          <m:t>)</m:t>
+        </m:r>
+      </m:oMath>
+      <w:r>
+        <w:t xml:space="preserve"> </w:t>
+      </w:r>
+      <w:r>
+        <w:t xml:space="preserve">are half of the circle apart, so their angle is</w:t>
+      </w:r>
+      <w:r>
+        <w:t xml:space="preserve"> </w:t>
+      </w:r>
+      <m:oMath>
+        <m:r>
+          <m:t>π</m:t>
+        </m:r>
+      </m:oMath>
+      <w:r>
+        <w:t xml:space="preserve">.</w:t>
+      </w:r>
+    </w:p>
+    <w:p>
+      <w:pPr>
+        <w:pStyle w:val="Compact"/>
+        <w:numPr>
+          <w:ilvl w:val="0"/>
+          <w:numId w:val="1002"/>
+        </w:numPr>
+      </w:pPr>
+      <w:r>
+        <w:t xml:space="preserve">The point</w:t>
+      </w:r>
+      <w:r>
+        <w:t xml:space="preserve"> </w:t>
+      </w:r>
+      <m:oMath>
+        <m:r>
+          <m:rPr>
+            <m:sty m:val="p"/>
+          </m:rPr>
+          <m:t>(</m:t>
+        </m:r>
+        <m:r>
+          <m:t>1</m:t>
+        </m:r>
+        <m:r>
+          <m:rPr>
+            <m:sty m:val="p"/>
+          </m:rPr>
+          <m:t>,</m:t>
+        </m:r>
+        <m:r>
+          <m:t>0</m:t>
+        </m:r>
+        <m:r>
+          <m:rPr>
+            <m:sty m:val="p"/>
+          </m:rPr>
+          <m:t>)</m:t>
+        </m:r>
+      </m:oMath>
+      <w:r>
+        <w:t xml:space="preserve"> </w:t>
+      </w:r>
+      <w:r>
+        <w:t xml:space="preserve">is</w:t>
+      </w:r>
+      <w:r>
+        <w:t xml:space="preserve"> </w:t>
+      </w:r>
+      <m:oMath>
+        <m:r>
+          <m:t>0</m:t>
+        </m:r>
+      </m:oMath>
+      <w:r>
+        <w:t xml:space="preserve"> </w:t>
+      </w:r>
+      <w:r>
+        <w:t xml:space="preserve">apart from itself, so their angle is</w:t>
+      </w:r>
+      <w:r>
+        <w:t xml:space="preserve"> </w:t>
+      </w:r>
+      <m:oMath>
+        <m:r>
+          <m:t>0</m:t>
+        </m:r>
+      </m:oMath>
+      <w:r>
+        <w:t xml:space="preserve">.</w:t>
+      </w:r>
+    </w:p>
+    <w:bookmarkEnd w:id="14"/>
+    <w:bookmarkStart w:id="15" w:name="def-radian"/>
+    <w:p>
+      <w:pPr>
+        <w:pStyle w:val="FirstParagraph"/>
+      </w:pPr>
+      <w:r>
+        <w:rPr>
+          <w:b/>
+          <w:bCs/>
+        </w:rPr>
+        <w:t xml:space="preserve">Definition 4 (Radian)</w:t>
+      </w:r>
+      <w:r>
+        <w:t xml:space="preserve"> </w:t>
+      </w:r>
+      <w:r>
+        <w:t xml:space="preserve">A</w:t>
+      </w:r>
+      <w:r>
+        <w:t xml:space="preserve"> </w:t>
+      </w:r>
+      <w:r>
+        <w:rPr>
+          <w:b/>
+          <w:bCs/>
+        </w:rPr>
+        <w:t xml:space="preserve">radian</w:t>
+      </w:r>
+      <w:r>
+        <w:t xml:space="preserve"> </w:t>
+      </w:r>
+      <w:r>
+        <w:t xml:space="preserve">is the</w:t>
+      </w:r>
+      <w:r>
+        <w:t xml:space="preserve"> </w:t>
+      </w:r>
+      <w:hyperlink w:anchor="def-angle-unit-circle">
+        <w:r>
+          <w:rPr>
+            <w:rStyle w:val="Hyperlink"/>
+          </w:rPr>
+          <w:t xml:space="preserve">angle on the unit circle</w:t>
+        </w:r>
+      </w:hyperlink>
+      <w:r>
+        <w:t xml:space="preserve"> </w:t>
+      </w:r>
+      <w:r>
+        <w:t xml:space="preserve">between two points that are a distance of</w:t>
+      </w:r>
+      <w:r>
+        <w:t xml:space="preserve"> </w:t>
+      </w:r>
+      <m:oMath>
+        <m:r>
+          <m:t>1</m:t>
+        </m:r>
+      </m:oMath>
+      <w:r>
+        <w:t xml:space="preserve"> </w:t>
+      </w:r>
+      <w:r>
+        <w:t xml:space="preserve">apart along the circle.</w:t>
+      </w:r>
+      <w:r>
+        <w:t xml:space="preserve"> </w:t>
+      </w:r>
+      <w:r>
+        <w:t xml:space="preserve">An</w:t>
+      </w:r>
+      <w:r>
+        <w:t xml:space="preserve"> </w:t>
+      </w:r>
+      <w:hyperlink w:anchor="def-angle-unit-circle">
+        <w:r>
+          <w:rPr>
+            <w:rStyle w:val="Hyperlink"/>
+          </w:rPr>
+          <w:t xml:space="preserve">angle</w:t>
+        </w:r>
+      </w:hyperlink>
+      <w:r>
+        <w:t xml:space="preserve"> </w:t>
+      </w:r>
+      <w:r>
+        <w:t xml:space="preserve">of</w:t>
+      </w:r>
+      <w:r>
+        <w:t xml:space="preserve"> </w:t>
+      </w:r>
+      <m:oMath>
+        <m:r>
+          <m:t>θ</m:t>
+        </m:r>
+      </m:oMath>
+      <w:r>
+        <w:t xml:space="preserve"> </w:t>
+      </w:r>
+      <w:r>
+        <w:t xml:space="preserve">is then</w:t>
+      </w:r>
+      <w:r>
+        <w:t xml:space="preserve"> </w:t>
+      </w:r>
+      <m:oMath>
+        <m:r>
+          <m:t>θ</m:t>
+        </m:r>
+      </m:oMath>
+      <w:r>
+        <w:t xml:space="preserve"> </w:t>
+      </w:r>
+      <w:r>
+        <w:t xml:space="preserve">radians.</w:t>
+      </w:r>
+    </w:p>
+    <w:bookmarkEnd w:id="15"/>
+    <w:bookmarkStart w:id="16" w:name="exm-radian"/>
+    <w:p>
+      <w:pPr>
+        <w:pStyle w:val="BodyText"/>
+      </w:pPr>
+      <w:r>
+        <w:rPr>
+          <w:b/>
+          <w:bCs/>
+        </w:rPr>
+        <w:t xml:space="preserve">Example 4 (Angles in radians)</w:t>
       </w:r>
       <w:r>
         <w:t xml:space="preserve"> </w:t>
@@ -1682,12 +1622,50 @@
           <m:t>(</m:t>
         </m:r>
         <m:r>
+          <m:t>0</m:t>
+        </m:r>
+        <m:r>
+          <m:rPr>
+            <m:sty m:val="p"/>
+          </m:rPr>
+          <m:t>,</m:t>
+        </m:r>
+        <m:r>
           <m:t>1</m:t>
         </m:r>
         <m:r>
           <m:rPr>
             <m:sty m:val="p"/>
           </m:rPr>
+          <m:t>)</m:t>
+        </m:r>
+      </m:oMath>
+      <w:r>
+        <w:t xml:space="preserve">,</w:t>
+      </w:r>
+      <w:r>
+        <w:t xml:space="preserve"> </w:t>
+      </w:r>
+      <m:oMath>
+        <m:r>
+          <m:rPr>
+            <m:sty m:val="p"/>
+          </m:rPr>
+          <m:t>(</m:t>
+        </m:r>
+        <m:r>
+          <m:rPr>
+            <m:sty m:val="p"/>
+          </m:rPr>
+          <m:t>−</m:t>
+        </m:r>
+        <m:r>
+          <m:t>1</m:t>
+        </m:r>
+        <m:r>
+          <m:rPr>
+            <m:sty m:val="p"/>
+          </m:rPr>
           <m:t>,</m:t>
         </m:r>
         <m:r>
@@ -1701,42 +1679,33 @@
         </m:r>
       </m:oMath>
       <w:r>
-        <w:t xml:space="preserve">,</w:t>
-      </w:r>
-      <w:r>
-        <w:t xml:space="preserve"> </w:t>
-      </w:r>
-      <m:oMath>
-        <m:r>
-          <m:rPr>
-            <m:sty m:val="p"/>
-          </m:rPr>
-          <m:t>(</m:t>
-        </m:r>
-        <m:r>
-          <m:t>0</m:t>
-        </m:r>
-        <m:r>
-          <m:rPr>
-            <m:sty m:val="p"/>
-          </m:rPr>
-          <m:t>,</m:t>
-        </m:r>
-        <m:r>
-          <m:t>1</m:t>
-        </m:r>
-        <m:r>
-          <m:rPr>
-            <m:sty m:val="p"/>
-          </m:rPr>
-          <m:t>)</m:t>
-        </m:r>
-      </m:oMath>
-      <w:r>
-        <w:t xml:space="preserve"> </w:t>
-      </w:r>
-      <w:r>
-        <w:t xml:space="preserve">are a quarter of the circle apart, so their</w:t>
+        <w:t xml:space="preserve"> </w:t>
+      </w:r>
+      <w:r>
+        <w:t xml:space="preserve">are a quarter of the</w:t>
+      </w:r>
+      <w:r>
+        <w:t xml:space="preserve"> </w:t>
+      </w:r>
+      <w:hyperlink w:anchor="def-unit-circle">
+        <w:r>
+          <w:rPr>
+            <w:rStyle w:val="Hyperlink"/>
+          </w:rPr>
+          <w:t xml:space="preserve">unit circle</w:t>
+        </w:r>
+      </w:hyperlink>
+      <w:r>
+        <w:t xml:space="preserve"> </w:t>
+      </w:r>
+      <w:r>
+        <w:t xml:space="preserve">apart,</w:t>
+      </w:r>
+      <w:r>
+        <w:t xml:space="preserve"> </w:t>
+      </w:r>
+      <w:r>
+        <w:t xml:space="preserve">so their</w:t>
       </w:r>
       <w:r>
         <w:t xml:space="preserve"> </w:t>
@@ -1772,6 +1741,17 @@
           <m:t>2</m:t>
         </m:r>
       </m:oMath>
+      <w:r>
+        <w:t xml:space="preserve"> </w:t>
+      </w:r>
+      <w:hyperlink w:anchor="def-radian">
+        <w:r>
+          <w:rPr>
+            <w:rStyle w:val="Hyperlink"/>
+          </w:rPr>
+          <w:t xml:space="preserve">radians</w:t>
+        </w:r>
+      </w:hyperlink>
       <w:r>
         <w:t xml:space="preserve">.</w:t>
       </w:r>
@@ -1798,16 +1778,54 @@
           <m:t>(</m:t>
         </m:r>
         <m:r>
+          <m:t>0</m:t>
+        </m:r>
+        <m:r>
+          <m:rPr>
+            <m:sty m:val="p"/>
+          </m:rPr>
+          <m:t>,</m:t>
+        </m:r>
+        <m:r>
           <m:t>1</m:t>
         </m:r>
         <m:r>
           <m:rPr>
             <m:sty m:val="p"/>
           </m:rPr>
+          <m:t>)</m:t>
+        </m:r>
+      </m:oMath>
+      <w:r>
+        <w:t xml:space="preserve">,</w:t>
+      </w:r>
+      <w:r>
+        <w:t xml:space="preserve"> </w:t>
+      </w:r>
+      <m:oMath>
+        <m:r>
+          <m:rPr>
+            <m:sty m:val="p"/>
+          </m:rPr>
+          <m:t>(</m:t>
+        </m:r>
+        <m:r>
+          <m:t>0</m:t>
+        </m:r>
+        <m:r>
+          <m:rPr>
+            <m:sty m:val="p"/>
+          </m:rPr>
           <m:t>,</m:t>
         </m:r>
         <m:r>
-          <m:t>0</m:t>
+          <m:rPr>
+            <m:sty m:val="p"/>
+          </m:rPr>
+          <m:t>−</m:t>
+        </m:r>
+        <m:r>
+          <m:t>1</m:t>
         </m:r>
         <m:r>
           <m:rPr>
@@ -1817,44 +1835,6 @@
         </m:r>
       </m:oMath>
       <w:r>
-        <w:t xml:space="preserve">,</w:t>
-      </w:r>
-      <w:r>
-        <w:t xml:space="preserve"> </w:t>
-      </w:r>
-      <m:oMath>
-        <m:r>
-          <m:rPr>
-            <m:sty m:val="p"/>
-          </m:rPr>
-          <m:t>(</m:t>
-        </m:r>
-        <m:r>
-          <m:rPr>
-            <m:sty m:val="p"/>
-          </m:rPr>
-          <m:t>−</m:t>
-        </m:r>
-        <m:r>
-          <m:t>1</m:t>
-        </m:r>
-        <m:r>
-          <m:rPr>
-            <m:sty m:val="p"/>
-          </m:rPr>
-          <m:t>,</m:t>
-        </m:r>
-        <m:r>
-          <m:t>0</m:t>
-        </m:r>
-        <m:r>
-          <m:rPr>
-            <m:sty m:val="p"/>
-          </m:rPr>
-          <m:t>)</m:t>
-        </m:r>
-      </m:oMath>
-      <w:r>
         <w:t xml:space="preserve"> </w:t>
       </w:r>
       <w:r>
@@ -1869,83 +1849,14 @@
         </m:r>
       </m:oMath>
       <w:r>
-        <w:t xml:space="preserve">.</w:t>
+        <w:t xml:space="preserve"> </w:t>
+      </w:r>
+      <w:r>
+        <w:t xml:space="preserve">radians.</w:t>
       </w:r>
     </w:p>
-    <w:p>
-      <w:pPr>
-        <w:pStyle w:val="Compact"/>
-        <w:numPr>
-          <w:ilvl w:val="0"/>
-          <w:numId w:val="1003"/>
-        </w:numPr>
-      </w:pPr>
-      <w:r>
-        <w:t xml:space="preserve">The point</w:t>
-      </w:r>
-      <w:r>
-        <w:t xml:space="preserve"> </w:t>
-      </w:r>
-      <m:oMath>
-        <m:r>
-          <m:rPr>
-            <m:sty m:val="p"/>
-          </m:rPr>
-          <m:t>(</m:t>
-        </m:r>
-        <m:r>
-          <m:t>1</m:t>
-        </m:r>
-        <m:r>
-          <m:rPr>
-            <m:sty m:val="p"/>
-          </m:rPr>
-          <m:t>,</m:t>
-        </m:r>
-        <m:r>
-          <m:t>0</m:t>
-        </m:r>
-        <m:r>
-          <m:rPr>
-            <m:sty m:val="p"/>
-          </m:rPr>
-          <m:t>)</m:t>
-        </m:r>
-      </m:oMath>
-      <w:r>
-        <w:t xml:space="preserve"> </w:t>
-      </w:r>
-      <w:r>
-        <w:t xml:space="preserve">is</w:t>
-      </w:r>
-      <w:r>
-        <w:t xml:space="preserve"> </w:t>
-      </w:r>
-      <m:oMath>
-        <m:r>
-          <m:t>0</m:t>
-        </m:r>
-      </m:oMath>
-      <w:r>
-        <w:t xml:space="preserve"> </w:t>
-      </w:r>
-      <w:r>
-        <w:t xml:space="preserve">apart from itself, so their angle is</w:t>
-      </w:r>
-      <w:r>
-        <w:t xml:space="preserve"> </w:t>
-      </w:r>
-      <m:oMath>
-        <m:r>
-          <m:t>0</m:t>
-        </m:r>
-      </m:oMath>
-      <w:r>
-        <w:t xml:space="preserve">.</w:t>
-      </w:r>
-    </w:p>
-    <w:bookmarkEnd w:id="17"/>
-    <w:bookmarkStart w:id="18" w:name="prp-angle-unit-circle-range"/>
+    <w:bookmarkEnd w:id="16"/>
+    <w:bookmarkStart w:id="17" w:name="prp-angle-unit-circle-range"/>
     <w:p>
       <w:pPr>
         <w:pStyle w:val="FirstParagraph"/>
@@ -2034,7 +1945,7 @@
         <w:t xml:space="preserve">).</w:t>
       </w:r>
     </w:p>
-    <w:bookmarkEnd w:id="18"/>
+    <w:bookmarkEnd w:id="17"/>
     <w:p>
       <w:pPr>
         <w:pStyle w:val="BodyText"/>
@@ -2115,7 +2026,7 @@
         <w:t xml:space="preserve">.</w:t>
       </w:r>
     </w:p>
-    <w:bookmarkStart w:id="19" w:name="def-cosine-sine"/>
+    <w:bookmarkStart w:id="18" w:name="def-cosine-sine"/>
     <w:p>
       <w:pPr>
         <w:pStyle w:val="BodyText"/>
@@ -2332,8 +2243,8 @@
         <w:t xml:space="preserve">.</w:t>
       </w:r>
     </w:p>
-    <w:bookmarkEnd w:id="19"/>
-    <w:bookmarkStart w:id="20" w:name="exm-cosine-sine"/>
+    <w:bookmarkEnd w:id="18"/>
+    <w:bookmarkStart w:id="19" w:name="exm-cosine-sine"/>
     <w:p>
       <w:pPr>
         <w:pStyle w:val="BodyText"/>
@@ -3084,8 +2995,8 @@
         <w:t xml:space="preserve">degrees.</w:t>
       </w:r>
     </w:p>
-    <w:bookmarkEnd w:id="20"/>
-    <w:bookmarkStart w:id="21" w:name="def-sine"/>
+    <w:bookmarkEnd w:id="19"/>
+    <w:bookmarkStart w:id="20" w:name="def-sine"/>
     <w:p>
       <w:pPr>
         <w:pStyle w:val="BodyText"/>
@@ -3262,8 +3173,8 @@
         <w:t xml:space="preserve">.</w:t>
       </w:r>
     </w:p>
-    <w:bookmarkEnd w:id="21"/>
-    <w:bookmarkStart w:id="22" w:name="exm-sine"/>
+    <w:bookmarkEnd w:id="20"/>
+    <w:bookmarkStart w:id="21" w:name="exm-sine"/>
     <w:p>
       <w:pPr>
         <w:pStyle w:val="BodyText"/>
@@ -3771,8 +3682,8 @@
         <w:t xml:space="preserve">.</w:t>
       </w:r>
     </w:p>
-    <w:bookmarkEnd w:id="22"/>
-    <w:bookmarkStart w:id="23" w:name="thm-cosine-sine-identity"/>
+    <w:bookmarkEnd w:id="21"/>
+    <w:bookmarkStart w:id="22" w:name="thm-cosine-sine-identity"/>
     <w:p>
       <w:pPr>
         <w:pStyle w:val="FirstParagraph"/>
@@ -3877,7 +3788,7 @@
         </m:oMath>
       </m:oMathPara>
     </w:p>
-    <w:bookmarkEnd w:id="23"/>
+    <w:bookmarkEnd w:id="22"/>
     <w:p>
       <w:pPr>
         <w:pStyle w:val="FirstParagraph"/>
@@ -4017,7 +3928,7 @@
         <w:t xml:space="preserve">.</w:t>
       </w:r>
     </w:p>
-    <w:bookmarkStart w:id="28" w:name="exm-cosine-sine-unit-circle"/>
+    <w:bookmarkStart w:id="27" w:name="exm-cosine-sine-unit-circle"/>
     <w:p>
       <w:pPr>
         <w:pStyle w:val="BodyText"/>
@@ -4781,7 +4692,7 @@
       <w:tr>
         <w:tc>
           <w:tcPr/>
-          <w:bookmarkStart w:id="27" w:name="fig-cosine-sine-unit-circle"/>
+          <w:bookmarkStart w:id="26" w:name="fig-cosine-sine-unit-circle"/>
           <w:p>
             <w:pPr>
               <w:jc w:val="center"/>
@@ -4791,18 +4702,18 @@
                 <wp:inline>
                   <wp:extent cx="4620126" cy="3696101"/>
                   <wp:effectExtent b="0" l="0" r="0" t="0"/>
-                  <wp:docPr descr="" title="" id="25" name="Picture"/>
+                  <wp:docPr descr="" title="" id="24" name="Picture"/>
                   <a:graphic>
                     <a:graphicData uri="http://schemas.openxmlformats.org/drawingml/2006/picture">
                       <pic:pic>
                         <pic:nvPicPr>
-                          <pic:cNvPr descr="algebra-trigonometry_files/figure-docx/unnamed-chunk-1-1.png" id="26" name="Picture"/>
+                          <pic:cNvPr descr="algebra-trigonometry_files/figure-docx/unnamed-chunk-1-1.png" id="25" name="Picture"/>
                           <pic:cNvPicPr>
                             <a:picLocks noChangeArrowheads="1" noChangeAspect="1"/>
                           </pic:cNvPicPr>
                         </pic:nvPicPr>
                         <pic:blipFill>
-                          <a:blip r:embed="rId24"/>
+                          <a:blip r:embed="rId23"/>
                           <a:stretch>
                             <a:fillRect/>
                           </a:stretch>
@@ -4868,12 +4779,12 @@
               <w:t xml:space="preserve">Its horizontal coordinate is the cosine and its vertical coordinate is the sine.</w:t>
             </w:r>
           </w:p>
-          <w:bookmarkEnd w:id="27"/>
+          <w:bookmarkEnd w:id="26"/>
         </w:tc>
       </w:tr>
     </w:tbl>
-    <w:bookmarkEnd w:id="28"/>
-    <w:bookmarkStart w:id="29" w:name="thm-cosine-bijection"/>
+    <w:bookmarkEnd w:id="27"/>
+    <w:bookmarkStart w:id="28" w:name="thm-cosine-bijection"/>
     <w:p>
       <w:pPr>
         <w:pStyle w:val="BodyText"/>
@@ -5250,7 +5161,7 @@
         <w:t xml:space="preserve">.</w:t>
       </w:r>
     </w:p>
-    <w:bookmarkEnd w:id="29"/>
+    <w:bookmarkEnd w:id="28"/>
     <w:p>
       <w:pPr>
         <w:pStyle w:val="BodyText"/>
@@ -6274,7 +6185,7 @@
         <w:t xml:space="preserve">, so it only decreases.</w:t>
       </w:r>
     </w:p>
-    <w:bookmarkStart w:id="32" w:name="def-arccosine"/>
+    <w:bookmarkStart w:id="31" w:name="def-arccosine"/>
     <w:p>
       <w:pPr>
         <w:pStyle w:val="BodyText"/>
@@ -6388,7 +6299,7 @@
       <w:r>
         <w:t xml:space="preserve"> </w:t>
       </w:r>
-      <w:hyperlink r:id="rId30">
+      <w:hyperlink r:id="rId29">
         <w:r>
           <w:rPr>
             <w:rStyle w:val="Hyperlink"/>
@@ -6472,7 +6383,7 @@
       <w:r>
         <w:t xml:space="preserve"> </w:t>
       </w:r>
-      <w:hyperlink r:id="rId31">
+      <w:hyperlink r:id="rId30">
         <w:r>
           <w:rPr>
             <w:rStyle w:val="Hyperlink"/>
@@ -6567,8 +6478,8 @@
         <w:t xml:space="preserve">.</w:t>
       </w:r>
     </w:p>
-    <w:bookmarkEnd w:id="32"/>
-    <w:bookmarkStart w:id="33" w:name="exm-arccosine"/>
+    <w:bookmarkEnd w:id="31"/>
+    <w:bookmarkStart w:id="32" w:name="exm-arccosine"/>
     <w:p>
       <w:pPr>
         <w:pStyle w:val="BodyText"/>
@@ -6867,9 +6778,9 @@
         <w:t xml:space="preserve">.</w:t>
       </w:r>
     </w:p>
-    <w:bookmarkEnd w:id="33"/>
-    <w:bookmarkStart w:id="44" w:name="refs"/>
-    <w:bookmarkStart w:id="35" w:name="ref-wikipedia_unit_circle"/>
+    <w:bookmarkEnd w:id="32"/>
+    <w:bookmarkStart w:id="43" w:name="refs"/>
+    <w:bookmarkStart w:id="34" w:name="ref-wikipedia_unit_circle"/>
     <w:p>
       <w:pPr>
         <w:pStyle w:val="Bibliography"/>
@@ -6916,7 +6827,7 @@
       <w:r>
         <w:t xml:space="preserve"> </w:t>
       </w:r>
-      <w:hyperlink r:id="rId34">
+      <w:hyperlink r:id="rId33">
         <w:r>
           <w:rPr>
             <w:rStyle w:val="Hyperlink"/>
@@ -6925,8 +6836,8 @@
         </w:r>
       </w:hyperlink>
     </w:p>
-    <w:bookmarkEnd w:id="35"/>
-    <w:bookmarkStart w:id="37" w:name="ref-wikipedia_pi"/>
+    <w:bookmarkEnd w:id="34"/>
+    <w:bookmarkStart w:id="36" w:name="ref-wikipedia_pi"/>
     <w:p>
       <w:pPr>
         <w:pStyle w:val="Bibliography"/>
@@ -6973,7 +6884,7 @@
       <w:r>
         <w:t xml:space="preserve"> </w:t>
       </w:r>
-      <w:hyperlink r:id="rId36">
+      <w:hyperlink r:id="rId35">
         <w:r>
           <w:rPr>
             <w:rStyle w:val="Hyperlink"/>
@@ -6982,8 +6893,8 @@
         </w:r>
       </w:hyperlink>
     </w:p>
-    <w:bookmarkEnd w:id="37"/>
-    <w:bookmarkStart w:id="39" w:name="ref-wikipedia_sine_and_cosine"/>
+    <w:bookmarkEnd w:id="36"/>
+    <w:bookmarkStart w:id="38" w:name="ref-wikipedia_sine_and_cosine"/>
     <w:p>
       <w:pPr>
         <w:pStyle w:val="Bibliography"/>
@@ -7030,7 +6941,7 @@
       <w:r>
         <w:t xml:space="preserve"> </w:t>
       </w:r>
-      <w:hyperlink r:id="rId38">
+      <w:hyperlink r:id="rId37">
         <w:r>
           <w:rPr>
             <w:rStyle w:val="Hyperlink"/>
@@ -7039,8 +6950,8 @@
         </w:r>
       </w:hyperlink>
     </w:p>
-    <w:bookmarkEnd w:id="39"/>
-    <w:bookmarkStart w:id="41" w:name="ref-wikipedia_trigonometric_functions"/>
+    <w:bookmarkEnd w:id="38"/>
+    <w:bookmarkStart w:id="40" w:name="ref-wikipedia_trigonometric_functions"/>
     <w:p>
       <w:pPr>
         <w:pStyle w:val="Bibliography"/>
@@ -7087,7 +6998,7 @@
       <w:r>
         <w:t xml:space="preserve"> </w:t>
       </w:r>
-      <w:hyperlink r:id="rId40">
+      <w:hyperlink r:id="rId39">
         <w:r>
           <w:rPr>
             <w:rStyle w:val="Hyperlink"/>
@@ -7096,8 +7007,8 @@
         </w:r>
       </w:hyperlink>
     </w:p>
-    <w:bookmarkEnd w:id="41"/>
-    <w:bookmarkStart w:id="43" w:name="X5a2f2f32a394dfa9ade54906000e256a4416e3c"/>
+    <w:bookmarkEnd w:id="40"/>
+    <w:bookmarkStart w:id="42" w:name="X5a2f2f32a394dfa9ade54906000e256a4416e3c"/>
     <w:p>
       <w:pPr>
         <w:pStyle w:val="Bibliography"/>
@@ -7144,7 +7055,7 @@
       <w:r>
         <w:t xml:space="preserve"> </w:t>
       </w:r>
-      <w:hyperlink r:id="rId42">
+      <w:hyperlink r:id="rId41">
         <w:r>
           <w:rPr>
             <w:rStyle w:val="Hyperlink"/>
@@ -7153,9 +7064,9 @@
         </w:r>
       </w:hyperlink>
     </w:p>
+    <w:bookmarkEnd w:id="42"/>
     <w:bookmarkEnd w:id="43"/>
     <w:bookmarkEnd w:id="44"/>
-    <w:bookmarkEnd w:id="45"/>
     <w:sectPr>
       <w:footnotePr>
         <w:numRestart w:val="eachSect"/>
